--- a/EXPORTS/DOCX/published/niveau3/Dutch/TropischLandbouwMus.docx
+++ b/EXPORTS/DOCX/published/niveau3/Dutch/TropischLandbouwMus.docx
@@ -4042,6 +4042,7 @@
       </w:r>
       <w:r>
         <w:rPr>
+          <w:u w:val="single" w:color="0000ff"/>
           <w:rFonts w:ascii="Charis SIL Regular" w:hAnsi="Charis SIL Regular" w:eastAsia="Charis SIL Regular"/>
           <w:b w:val="0"/>
           <w:i w:val="0"/>

--- a/EXPORTS/DOCX/published/niveau3/Dutch/TropischLandbouwMus.docx
+++ b/EXPORTS/DOCX/published/niveau3/Dutch/TropischLandbouwMus.docx
@@ -852,7 +852,18 @@
           <w:color w:val="000000"/>
           <w:sz w:val="24"/>
         </w:rPr>
-        <w:t xml:space="preserve">het toenmalige </w:t>
+        <w:t>het toenma</w:t>
+      </w:r>
+      <w:r>
+        <w:rPr>
+          <w:u w:val="single" w:color="0000ff"/>
+          <w:rFonts w:ascii="Charis SIL Regular" w:hAnsi="Charis SIL Regular" w:eastAsia="Charis SIL Regular"/>
+          <w:b w:val="0"/>
+          <w:i w:val="0"/>
+          <w:color w:val="000000"/>
+          <w:sz w:val="24"/>
+        </w:rPr>
+        <w:t xml:space="preserve">lige </w:t>
       </w:r>
       <w:r>
         <w:rPr>
@@ -863,7 +874,7 @@
           <w:sz w:val="24"/>
           <w:u w:val="single"/>
         </w:rPr>
-        <w:hyperlink r:id="rId11" w:history="1">
+        <w:hyperlink r:id="rId12" w:history="1">
           <w:r>
             <w:rPr>
               <w:rStyle w:val="Hyperlink"/>
@@ -881,7 +892,7 @@
           <w:sz w:val="24"/>
           <w:u w:val="single"/>
         </w:rPr>
-        <w:hyperlink r:id="rId11" w:history="1">
+        <w:hyperlink r:id="rId12" w:history="1">
           <w:r>
             <w:rPr>
               <w:rStyle w:val="Hyperlink"/>
@@ -899,7 +910,7 @@
           <w:sz w:val="24"/>
           <w:u w:val="single"/>
         </w:rPr>
-        <w:hyperlink r:id="rId11" w:history="1">
+        <w:hyperlink r:id="rId12" w:history="1">
           <w:r>
             <w:rPr>
               <w:rStyle w:val="Hyperlink"/>
@@ -1011,7 +1022,7 @@
           <w:sz w:val="24"/>
           <w:u w:val="single"/>
         </w:rPr>
-        <w:hyperlink r:id="rId12" w:history="1">
+        <w:hyperlink r:id="rId11" w:history="1">
           <w:r>
             <w:rPr>
               <w:rStyle w:val="Hyperlink"/>
@@ -3949,13 +3960,21 @@
       </w:r>
       <w:r>
         <w:rPr>
+          <w:u w:val="single" w:color="0000ff"/>
           <w:rFonts w:ascii="Charis SIL Regular" w:hAnsi="Charis SIL Regular" w:eastAsia="Charis SIL Regular"/>
           <w:b w:val="0"/>
           <w:i w:val="0"/>
           <w:color w:val="000000"/>
           <w:sz w:val="24"/>
         </w:rPr>
-        <w:t xml:space="preserve">, </w:t>
+        <w:hyperlink r:id="rId22" w:history="1">
+          <w:r>
+            <w:rPr>
+              <w:rStyle w:val="Hyperlink"/>
+            </w:rPr>
+            <w:t xml:space="preserve">, </w:t>
+          </w:r>
+        </w:hyperlink>
       </w:r>
       <w:r>
         <w:rPr>
@@ -4042,7 +4061,6 @@
       </w:r>
       <w:r>
         <w:rPr>
-          <w:u w:val="single" w:color="0000ff"/>
           <w:rFonts w:ascii="Charis SIL Regular" w:hAnsi="Charis SIL Regular" w:eastAsia="Charis SIL Regular"/>
           <w:b w:val="0"/>
           <w:i w:val="0"/>
@@ -4060,7 +4078,7 @@
           <w:sz w:val="24"/>
           <w:u w:val="single"/>
         </w:rPr>
-        <w:hyperlink r:id="rId22" w:history="1">
+        <w:hyperlink r:id="rId24" w:history="1">
           <w:r>
             <w:rPr>
               <w:rStyle w:val="Hyperlink"/>
@@ -4089,7 +4107,7 @@
           <w:sz w:val="24"/>
           <w:u w:val="single"/>
         </w:rPr>
-        <w:hyperlink r:id="rId22" w:history="1">
+        <w:hyperlink r:id="rId24" w:history="1">
           <w:r>
             <w:rPr>
               <w:rStyle w:val="Hyperlink"/>
